--- a/belberry/sales/kp/clients/panaceadoc/SEO-аудит panaceadoc.ru.docx
+++ b/belberry/sales/kp/clients/panaceadoc/SEO-аудит panaceadoc.ru.docx
@@ -7,7 +7,7 @@
         <w:pStyle w:val="Title"/>
       </w:pPr>
       <w:r>
-        <w:t xml:space="preserve">SEO-аудит panaceadoc.ru — технический разбор, качество трафика и потолок Tilda</w:t>
+        <w:t xml:space="preserve">SEO-аудит panaceadoc.ru</w:t>
       </w:r>
     </w:p>
     <w:p>
@@ -1012,7 +1012,7 @@
         <w:t xml:space="preserve"> </w:t>
       </w:r>
       <w:r>
-        <w:t xml:space="preserve">Есть canonical и sitemap, но нет JSON-LD, массово пустые</w:t>
+        <w:t xml:space="preserve">Есть canonical и sitemap, но JSON-LD пустой (Tilda-заглушка без содержимого в HTML), массово пустые</w:t>
       </w:r>
       <w:r>
         <w:t xml:space="preserve"> </w:t>
@@ -2626,7 +2626,7 @@
               <w:pStyle w:val="Compact"/>
             </w:pPr>
             <w:r>
-              <w:t xml:space="preserve">Нет JSON-LD на ключевых страницах</w:t>
+              <w:t xml:space="preserve">Нет полезной JSON-LD разметки</w:t>
             </w:r>
           </w:p>
         </w:tc>
@@ -2648,7 +2648,19 @@
               <w:pStyle w:val="Compact"/>
             </w:pPr>
             <w:r>
-              <w:t xml:space="preserve">На 8/8 проверенных URL JSON-LD не найден</w:t>
+              <w:t xml:space="preserve">На 8/8 URL присутствует только пустой блок</w:t>
+            </w:r>
+            <w:r>
+              <w:t xml:space="preserve"> </w:t>
+            </w:r>
+            <w:r>
+              <w:rPr>
+                <w:rStyle w:val="VerbatimChar"/>
+              </w:rPr>
+              <w:t xml:space="preserve">&lt;script type="application/ld+json"&gt;</w:t>
+            </w:r>
+            <w:r>
+              <w:t xml:space="preserve">, который Tilda заполняет через JS — в HTML содержимого нет. Для поисковика и ИИ это эквивалентно отсутствию разметки</w:t>
             </w:r>
           </w:p>
         </w:tc>
